--- a/docs/en/3_AI_Model_Documentation.docx
+++ b/docs/en/3_AI_Model_Documentation.docx
@@ -533,10 +533,392 @@
     </w:p>
     <w:p>
       <w:pPr>
+        <w:jc w:val="center"/>
+      </w:pPr>
+      <w:r>
+        <w:rPr>
+          <w:color w:val="B4B4B4"/>
+        </w:rPr>
+        <w:t>__________________________________________________</w:t>
+      </w:r>
+    </w:p>
+    <w:p>
+      <w:pPr>
         <w:pStyle w:val="Heading2"/>
       </w:pPr>
       <w:r>
-        <w:t>4. SHAP (SHapley Additive exPlanations) Attribution</w:t>
+        <w:t>4. Multi-Model Machine Learning Benchmarking &amp; Explainability Trade-Off</w:t>
+      </w:r>
+    </w:p>
+    <w:p>
+      <w:r>
+        <w:t xml:space="preserve">To ensure a robust technical foundation, we trained and benchmarked </w:t>
+      </w:r>
+      <w:r>
+        <w:rPr>
+          <w:b/>
+        </w:rPr>
+        <w:t>4 machine learning classifiers</w:t>
+      </w:r>
+      <w:r>
+        <w:t xml:space="preserve"> on the same dataset:</w:t>
+      </w:r>
+    </w:p>
+    <w:p>
+      <w:pPr>
+        <w:pStyle w:val="ListNumber"/>
+      </w:pPr>
+      <w:r/>
+      <w:r>
+        <w:rPr>
+          <w:b/>
+        </w:rPr>
+        <w:t>Logistic Regression</w:t>
+      </w:r>
+      <w:r>
+        <w:t>: A linear model providing the highest intrinsic explainability, but struggles to capture complex non-linear combinations of risk factors.</w:t>
+      </w:r>
+    </w:p>
+    <w:p>
+      <w:pPr>
+        <w:pStyle w:val="ListNumber"/>
+      </w:pPr>
+      <w:r/>
+      <w:r>
+        <w:rPr>
+          <w:b/>
+        </w:rPr>
+        <w:t>Decision Tree (Single)</w:t>
+      </w:r>
+      <w:r>
+        <w:t>: Provides clear decision rules but is highly prone to overfitting and yields sub-optimal predictive performance.</w:t>
+      </w:r>
+    </w:p>
+    <w:p>
+      <w:pPr>
+        <w:pStyle w:val="ListNumber"/>
+      </w:pPr>
+      <w:r/>
+      <w:r>
+        <w:rPr>
+          <w:b/>
+        </w:rPr>
+        <w:t>Random Forest</w:t>
+      </w:r>
+      <w:r>
+        <w:t>: An ensemble model combining 100 decision trees. It achieves a superior balance of high accuracy and robust explainability.</w:t>
+      </w:r>
+    </w:p>
+    <w:p>
+      <w:pPr>
+        <w:pStyle w:val="ListNumber"/>
+      </w:pPr>
+      <w:r/>
+      <w:r>
+        <w:rPr>
+          <w:b/>
+        </w:rPr>
+        <w:t>XGBoost (Gradient Boosting)</w:t>
+      </w:r>
+      <w:r>
+        <w:t>: A state-of-the-art ensemble method that iteratively optimizes weak learners to achieve maximum predictive performance.</w:t>
+      </w:r>
+    </w:p>
+    <w:p>
+      <w:pPr>
+        <w:pStyle w:val="Heading3"/>
+      </w:pPr>
+      <w:r>
+        <w:t>4.1. Comparative Performance Metrics (Test Set)</w:t>
+      </w:r>
+    </w:p>
+    <w:p>
+      <w:r>
+        <w:t>| Model | Accuracy | Precision | Recall | F1-Score |</w:t>
+      </w:r>
+    </w:p>
+    <w:p>
+      <w:r>
+        <w:t>| :--- | :---: | :---: | :---: | :---: |</w:t>
+      </w:r>
+    </w:p>
+    <w:p>
+      <w:r>
+        <w:t xml:space="preserve">| </w:t>
+      </w:r>
+      <w:r>
+        <w:rPr>
+          <w:b/>
+        </w:rPr>
+        <w:t>Logistic Regression</w:t>
+      </w:r>
+      <w:r>
+        <w:t xml:space="preserve"> | 87.55% | 79.59% | 64.44% | 71.21% |</w:t>
+      </w:r>
+    </w:p>
+    <w:p>
+      <w:r>
+        <w:t xml:space="preserve">| </w:t>
+      </w:r>
+      <w:r>
+        <w:rPr>
+          <w:b/>
+        </w:rPr>
+        <w:t>Decision Tree</w:t>
+      </w:r>
+      <w:r>
+        <w:t xml:space="preserve"> | 86.95% | 74.89% | 68.31% | 71.44% |</w:t>
+      </w:r>
+    </w:p>
+    <w:p>
+      <w:r>
+        <w:t xml:space="preserve">| </w:t>
+      </w:r>
+      <w:r>
+        <w:rPr>
+          <w:b/>
+        </w:rPr>
+        <w:t>Random Forest</w:t>
+      </w:r>
+      <w:r>
+        <w:t xml:space="preserve"> | </w:t>
+      </w:r>
+      <w:r>
+        <w:rPr>
+          <w:b/>
+        </w:rPr>
+        <w:t>88.08%</w:t>
+      </w:r>
+      <w:r>
+        <w:t xml:space="preserve"> | </w:t>
+      </w:r>
+      <w:r>
+        <w:rPr>
+          <w:b/>
+        </w:rPr>
+        <w:t>80.35%</w:t>
+      </w:r>
+      <w:r>
+        <w:t xml:space="preserve"> | 66.32% | </w:t>
+      </w:r>
+      <w:r>
+        <w:rPr>
+          <w:b/>
+        </w:rPr>
+        <w:t>72.66%</w:t>
+      </w:r>
+      <w:r>
+        <w:t xml:space="preserve"> |</w:t>
+      </w:r>
+    </w:p>
+    <w:p>
+      <w:r>
+        <w:t xml:space="preserve">| </w:t>
+      </w:r>
+      <w:r>
+        <w:rPr>
+          <w:b/>
+        </w:rPr>
+        <w:t>XGBoost</w:t>
+      </w:r>
+      <w:r>
+        <w:t xml:space="preserve"> | 87.43% | 76.62% | </w:t>
+      </w:r>
+      <w:r>
+        <w:rPr>
+          <w:b/>
+        </w:rPr>
+        <w:t>68.20%</w:t>
+      </w:r>
+      <w:r>
+        <w:t xml:space="preserve"> | 72.16% |</w:t>
+      </w:r>
+    </w:p>
+    <w:p>
+      <w:r>
+        <w:drawing>
+          <wp:inline xmlns:a="http://schemas.openxmlformats.org/drawingml/2006/main" xmlns:pic="http://schemas.openxmlformats.org/drawingml/2006/picture">
+            <wp:extent cx="5303520" cy="2946400"/>
+            <wp:docPr id="4" name="Picture 4"/>
+            <wp:cNvGraphicFramePr>
+              <a:graphicFrameLocks noChangeAspect="1"/>
+            </wp:cNvGraphicFramePr>
+            <a:graphic>
+              <a:graphicData uri="http://schemas.openxmlformats.org/drawingml/2006/picture">
+                <pic:pic>
+                  <pic:nvPicPr>
+                    <pic:cNvPr id="0" name="model_comparison_en.png"/>
+                    <pic:cNvPicPr/>
+                  </pic:nvPicPr>
+                  <pic:blipFill>
+                    <a:blip r:embed="rId12"/>
+                    <a:stretch>
+                      <a:fillRect/>
+                    </a:stretch>
+                  </pic:blipFill>
+                  <pic:spPr>
+                    <a:xfrm>
+                      <a:off x="0" y="0"/>
+                      <a:ext cx="5303520" cy="2946400"/>
+                    </a:xfrm>
+                    <a:prstGeom prst="rect"/>
+                  </pic:spPr>
+                </pic:pic>
+              </a:graphicData>
+            </a:graphic>
+          </wp:inline>
+        </w:drawing>
+      </w:r>
+    </w:p>
+    <w:p>
+      <w:pPr>
+        <w:jc w:val="center"/>
+      </w:pPr>
+      <w:r>
+        <w:rPr>
+          <w:i/>
+          <w:color w:val="646464"/>
+          <w:sz w:val="19"/>
+        </w:rPr>
+        <w:t>Hình: Model Performance Comparison</w:t>
+      </w:r>
+    </w:p>
+    <w:p>
+      <w:r>
+        <w:t>*Discussion*: Random Forest yields the best overall Accuracy and F1-Score for this credit risk classification task. Logistic Regression offers highly competitive baseline performance (87.55%).</w:t>
+      </w:r>
+    </w:p>
+    <w:p>
+      <w:pPr>
+        <w:pStyle w:val="Heading3"/>
+      </w:pPr>
+      <w:r>
+        <w:t>4.2. SHAP Interpretability: Simple vs. Complex Models</w:t>
+      </w:r>
+    </w:p>
+    <w:p>
+      <w:r>
+        <w:t xml:space="preserve">The trade-off between </w:t>
+      </w:r>
+      <w:r>
+        <w:rPr>
+          <w:b/>
+        </w:rPr>
+        <w:t>Accuracy</w:t>
+      </w:r>
+      <w:r>
+        <w:t xml:space="preserve"> and </w:t>
+      </w:r>
+      <w:r>
+        <w:rPr>
+          <w:b/>
+        </w:rPr>
+        <w:t>Explainability</w:t>
+      </w:r>
+      <w:r>
+        <w:t xml:space="preserve"> is highlighted when comparing their SHAP feature attributions:</w:t>
+      </w:r>
+    </w:p>
+    <w:p>
+      <w:pPr>
+        <w:pStyle w:val="ListBullet"/>
+      </w:pPr>
+      <w:r>
+        <w:t xml:space="preserve">  </w:t>
+      </w:r>
+      <w:r>
+        <w:rPr>
+          <w:b/>
+        </w:rPr>
+        <w:t>Simple Model (Decision Tree)</w:t>
+      </w:r>
+      <w:r>
+        <w:t>: Attributes importances aggressively to a few key node splits (such as Previous Loan Defaults and DTI Ratio), ignoring minor but significant contributing signals.</w:t>
+      </w:r>
+    </w:p>
+    <w:p>
+      <w:pPr>
+        <w:pStyle w:val="ListBullet"/>
+      </w:pPr>
+      <w:r>
+        <w:t xml:space="preserve">  </w:t>
+      </w:r>
+      <w:r>
+        <w:rPr>
+          <w:b/>
+        </w:rPr>
+        <w:t>Complex Model (XGBoost / Random Forest)</w:t>
+      </w:r>
+      <w:r>
+        <w:t>: Distributes feature importances smoothly across all 8 features, revealing the complex, multi-dimensional correlations that reflect actual credit default patterns.</w:t>
+      </w:r>
+    </w:p>
+    <w:p>
+      <w:r>
+        <w:drawing>
+          <wp:inline xmlns:a="http://schemas.openxmlformats.org/drawingml/2006/main" xmlns:pic="http://schemas.openxmlformats.org/drawingml/2006/picture">
+            <wp:extent cx="5303520" cy="2692786"/>
+            <wp:docPr id="5" name="Picture 5"/>
+            <wp:cNvGraphicFramePr>
+              <a:graphicFrameLocks noChangeAspect="1"/>
+            </wp:cNvGraphicFramePr>
+            <a:graphic>
+              <a:graphicData uri="http://schemas.openxmlformats.org/drawingml/2006/picture">
+                <pic:pic>
+                  <pic:nvPicPr>
+                    <pic:cNvPr id="0" name="shap_comparison_en.png"/>
+                    <pic:cNvPicPr/>
+                  </pic:nvPicPr>
+                  <pic:blipFill>
+                    <a:blip r:embed="rId13"/>
+                    <a:stretch>
+                      <a:fillRect/>
+                    </a:stretch>
+                  </pic:blipFill>
+                  <pic:spPr>
+                    <a:xfrm>
+                      <a:off x="0" y="0"/>
+                      <a:ext cx="5303520" cy="2692786"/>
+                    </a:xfrm>
+                    <a:prstGeom prst="rect"/>
+                  </pic:spPr>
+                </pic:pic>
+              </a:graphicData>
+            </a:graphic>
+          </wp:inline>
+        </w:drawing>
+      </w:r>
+    </w:p>
+    <w:p>
+      <w:pPr>
+        <w:jc w:val="center"/>
+      </w:pPr>
+      <w:r>
+        <w:rPr>
+          <w:i/>
+          <w:color w:val="646464"/>
+          <w:sz w:val="19"/>
+        </w:rPr>
+        <w:t>Hình: SHAP Importance Comparison</w:t>
+      </w:r>
+    </w:p>
+    <w:p>
+      <w:pPr>
+        <w:jc w:val="center"/>
+      </w:pPr>
+      <w:r>
+        <w:rPr>
+          <w:color w:val="B4B4B4"/>
+        </w:rPr>
+        <w:t>__________________________________________________</w:t>
+      </w:r>
+    </w:p>
+    <w:p>
+      <w:pPr>
+        <w:pStyle w:val="Heading2"/>
+      </w:pPr>
+      <w:r>
+        <w:t>5. SHAP (SHapley Additive exPlanations) Attribution</w:t>
       </w:r>
     </w:p>
     <w:p>

--- a/docs/en/3_AI_Model_Documentation.docx
+++ b/docs/en/3_AI_Model_Documentation.docx
@@ -1011,6 +1011,68 @@
         <w:t>: Risk drivers that pull down the probability of approval.</w:t>
       </w:r>
     </w:p>
+    <w:p>
+      <w:pPr>
+        <w:jc w:val="center"/>
+      </w:pPr>
+      <w:r>
+        <w:rPr>
+          <w:color w:val="B4B4B4"/>
+        </w:rPr>
+        <w:t>__________________________________________________</w:t>
+      </w:r>
+    </w:p>
+    <w:p>
+      <w:pPr>
+        <w:pStyle w:val="Heading3"/>
+      </w:pPr>
+      <w:r>
+        <w:t>AI Collaboration &amp; Attribution Statement</w:t>
+      </w:r>
+    </w:p>
+    <w:p>
+      <w:pPr>
+        <w:pStyle w:val="ListBullet"/>
+      </w:pPr>
+      <w:r>
+        <w:t xml:space="preserve">  </w:t>
+      </w:r>
+      <w:r>
+        <w:rPr>
+          <w:b/>
+        </w:rPr>
+        <w:t>Technical Support &amp; Drafting</w:t>
+      </w:r>
+      <w:r>
+        <w:t xml:space="preserve">: This document was compiled, structured, and translated with the assistance of </w:t>
+      </w:r>
+      <w:r>
+        <w:rPr>
+          <w:b/>
+        </w:rPr>
+        <w:t>Antigravity (Advanced Agentic Coding Assistant from Google DeepMind)</w:t>
+      </w:r>
+      <w:r>
+        <w:t>.</w:t>
+      </w:r>
+    </w:p>
+    <w:p>
+      <w:pPr>
+        <w:pStyle w:val="ListBullet"/>
+      </w:pPr>
+      <w:r>
+        <w:t xml:space="preserve">  </w:t>
+      </w:r>
+      <w:r>
+        <w:rPr>
+          <w:b/>
+        </w:rPr>
+        <w:t>Scientific Design &amp; Responsibility</w:t>
+      </w:r>
+      <w:r>
+        <w:t>: The core research objectives, experimental hypotheses, empirical data collection, and qualitative UI insights (such as task workflow ambiguity observations) are the sole intellectual product and scientific responsibility of the human researcher (thesis author).</w:t>
+      </w:r>
+    </w:p>
     <w:sectPr>
       <w:pgSz w:w="12240" w:h="15840"/>
       <w:pgMar w:top="1440" w:right="1440" w:bottom="1440" w:left="1440" w:header="720" w:footer="720" w:gutter="0"/>
